--- a/manuel-math-t5/work_merge/u2.docx
+++ b/manuel-math-t5/work_merge/u2.docx
@@ -801,25 +801,6 @@
     </w:p>
     <w:p>
       <w:pPr>
-        <w:spacing w:after="80" w:before="120"/>
-        <w:jc w:val="center"/>
-      </w:pPr>
-      <w:r>
-        <w:rPr>
-          <w:rFonts w:ascii="Times New Roman" w:cs="Times New Roman" w:eastAsia="Times New Roman" w:hAnsi="Times New Roman"/>
-          <w:b/>
-          <w:bCs/>
-          <w:i w:val="false"/>
-          <w:iCs w:val="false"/>
-          <w:color w:val="E7E6E6"/>
-          <w:sz w:val="22"/>
-          <w:szCs w:val="22"/>
-        </w:rPr>
-        <w:t xml:space="preserve">MATHÉMATIQUES — T5</w:t>
-      </w:r>
-    </w:p>
-    <w:p>
-      <w:pPr>
         <w:spacing w:after="150" w:before="200"/>
         <w:jc w:val="center"/>
       </w:pPr>
@@ -959,7 +940,20 @@
           <w:szCs w:val="24"/>
           <w:u w:val="single"/>
         </w:rPr>
-        <w:t xml:space="preserve">« Le car transporte 38 passagers ; 12 descendent à Antsirabe. » Retrait : 38 − 12 = 26 passagers.</w:t>
+        <w:t xml:space="preserve">Exemple :</w:t>
+      </w:r>
+      <w:r>
+        <w:rPr>
+          <w:rFonts w:ascii="Times New Roman" w:cs="Times New Roman" w:eastAsia="Times New Roman" w:hAnsi="Times New Roman"/>
+          <w:b w:val="false"/>
+          <w:bCs w:val="false"/>
+          <w:i w:val="false"/>
+          <w:iCs w:val="false"/>
+          <w:color w:val="000000"/>
+          <w:sz w:val="24"/>
+          <w:szCs w:val="24"/>
+        </w:rPr>
+        <w:t xml:space="preserve"> « Le car transporte 38 passagers ; 12 descendent à Antsirabe. » Retrait : 38 − 12 = 26 passagers.</w:t>
       </w:r>
     </w:p>
     <w:p>
@@ -1423,25 +1417,6 @@
     <w:p>
       <w:r>
         <w:br w:type="page"/>
-      </w:r>
-    </w:p>
-    <w:p>
-      <w:pPr>
-        <w:spacing w:after="80" w:before="120"/>
-        <w:jc w:val="center"/>
-      </w:pPr>
-      <w:r>
-        <w:rPr>
-          <w:rFonts w:ascii="Times New Roman" w:cs="Times New Roman" w:eastAsia="Times New Roman" w:hAnsi="Times New Roman"/>
-          <w:b/>
-          <w:bCs/>
-          <w:i w:val="false"/>
-          <w:iCs w:val="false"/>
-          <w:color w:val="E7E6E6"/>
-          <w:sz w:val="22"/>
-          <w:szCs w:val="22"/>
-        </w:rPr>
-        <w:t xml:space="preserve">MATHÉMATIQUES — T5</w:t>
       </w:r>
     </w:p>
     <w:p>
@@ -1585,7 +1560,20 @@
           <w:szCs w:val="24"/>
           <w:u w:val="single"/>
         </w:rPr>
-        <w:t xml:space="preserve">348 256 + 175 869 = 524 125 ; contrôle : environ 350 000 + 175 000 = 525 000 ✓.</w:t>
+        <w:t xml:space="preserve">Exemple :</w:t>
+      </w:r>
+      <w:r>
+        <w:rPr>
+          <w:rFonts w:ascii="Times New Roman" w:cs="Times New Roman" w:eastAsia="Times New Roman" w:hAnsi="Times New Roman"/>
+          <w:b w:val="false"/>
+          <w:bCs w:val="false"/>
+          <w:i w:val="false"/>
+          <w:iCs w:val="false"/>
+          <w:color w:val="000000"/>
+          <w:sz w:val="24"/>
+          <w:szCs w:val="24"/>
+        </w:rPr>
+        <w:t xml:space="preserve"> 348 256 + 175 869 = 524 125 ; contrôle : environ 350 000 + 175 000 = 525 000 ✓.</w:t>
       </w:r>
     </w:p>
     <w:p>
@@ -2049,25 +2037,6 @@
     <w:p>
       <w:r>
         <w:br w:type="page"/>
-      </w:r>
-    </w:p>
-    <w:p>
-      <w:pPr>
-        <w:spacing w:after="80" w:before="120"/>
-        <w:jc w:val="center"/>
-      </w:pPr>
-      <w:r>
-        <w:rPr>
-          <w:rFonts w:ascii="Times New Roman" w:cs="Times New Roman" w:eastAsia="Times New Roman" w:hAnsi="Times New Roman"/>
-          <w:b/>
-          <w:bCs/>
-          <w:i w:val="false"/>
-          <w:iCs w:val="false"/>
-          <w:color w:val="E7E6E6"/>
-          <w:sz w:val="22"/>
-          <w:szCs w:val="22"/>
-        </w:rPr>
-        <w:t xml:space="preserve">MATHÉMATIQUES — T5</w:t>
       </w:r>
     </w:p>
     <w:p>
@@ -2211,7 +2180,20 @@
           <w:szCs w:val="24"/>
           <w:u w:val="single"/>
         </w:rPr>
-        <w:t xml:space="preserve">500 000 − 136 500 = 363 500 ; preuve : 363 500 + 136 500 = 500 000 ✓.</w:t>
+        <w:t xml:space="preserve">Exemple :</w:t>
+      </w:r>
+      <w:r>
+        <w:rPr>
+          <w:rFonts w:ascii="Times New Roman" w:cs="Times New Roman" w:eastAsia="Times New Roman" w:hAnsi="Times New Roman"/>
+          <w:b w:val="false"/>
+          <w:bCs w:val="false"/>
+          <w:i w:val="false"/>
+          <w:iCs w:val="false"/>
+          <w:color w:val="000000"/>
+          <w:sz w:val="24"/>
+          <w:szCs w:val="24"/>
+        </w:rPr>
+        <w:t xml:space="preserve"> 500 000 − 136 500 = 363 500 ; preuve : 363 500 + 136 500 = 500 000 ✓.</w:t>
       </w:r>
     </w:p>
     <w:p>
@@ -2675,25 +2657,6 @@
     <w:p>
       <w:r>
         <w:br w:type="page"/>
-      </w:r>
-    </w:p>
-    <w:p>
-      <w:pPr>
-        <w:spacing w:after="80" w:before="120"/>
-        <w:jc w:val="center"/>
-      </w:pPr>
-      <w:r>
-        <w:rPr>
-          <w:rFonts w:ascii="Times New Roman" w:cs="Times New Roman" w:eastAsia="Times New Roman" w:hAnsi="Times New Roman"/>
-          <w:b/>
-          <w:bCs/>
-          <w:i w:val="false"/>
-          <w:iCs w:val="false"/>
-          <w:color w:val="E7E6E6"/>
-          <w:sz w:val="22"/>
-          <w:szCs w:val="22"/>
-        </w:rPr>
-        <w:t xml:space="preserve">MATHÉMATIQUES — T5</w:t>
       </w:r>
     </w:p>
     <w:p>
@@ -2837,7 +2800,20 @@
           <w:szCs w:val="24"/>
           <w:u w:val="single"/>
         </w:rPr>
-        <w:t xml:space="preserve">1 258 + 3 747 = 5 005 ; estimation 1 300 + 3 700 = 5 000 ✓ ; preuve 5 005 − 3 747 = 1 258 ✓.</w:t>
+        <w:t xml:space="preserve">Exemple :</w:t>
+      </w:r>
+      <w:r>
+        <w:rPr>
+          <w:rFonts w:ascii="Times New Roman" w:cs="Times New Roman" w:eastAsia="Times New Roman" w:hAnsi="Times New Roman"/>
+          <w:b w:val="false"/>
+          <w:bCs w:val="false"/>
+          <w:i w:val="false"/>
+          <w:iCs w:val="false"/>
+          <w:color w:val="000000"/>
+          <w:sz w:val="24"/>
+          <w:szCs w:val="24"/>
+        </w:rPr>
+        <w:t xml:space="preserve"> 1 258 + 3 747 = 5 005 ; estimation 1 300 + 3 700 = 5 000 ✓ ; preuve 5 005 − 3 747 = 1 258 ✓.</w:t>
       </w:r>
     </w:p>
     <w:p>
@@ -3321,25 +3297,6 @@
     <w:p>
       <w:r>
         <w:br w:type="page"/>
-      </w:r>
-    </w:p>
-    <w:p>
-      <w:pPr>
-        <w:spacing w:after="80" w:before="120"/>
-        <w:jc w:val="center"/>
-      </w:pPr>
-      <w:r>
-        <w:rPr>
-          <w:rFonts w:ascii="Times New Roman" w:cs="Times New Roman" w:eastAsia="Times New Roman" w:hAnsi="Times New Roman"/>
-          <w:b/>
-          <w:bCs/>
-          <w:i w:val="false"/>
-          <w:iCs w:val="false"/>
-          <w:color w:val="E7E6E6"/>
-          <w:sz w:val="22"/>
-          <w:szCs w:val="22"/>
-        </w:rPr>
-        <w:t xml:space="preserve">MATHÉMATIQUES — T5</w:t>
       </w:r>
     </w:p>
     <w:p>
@@ -3483,7 +3440,20 @@
           <w:szCs w:val="24"/>
           <w:u w:val="single"/>
         </w:rPr>
-        <w:t xml:space="preserve">324 × 46 : 324 × 6 = 1 944 ; 324 × 4 (dizaines) = 12 960 ; total 14 904 arbres.</w:t>
+        <w:t xml:space="preserve">Exemple :</w:t>
+      </w:r>
+      <w:r>
+        <w:rPr>
+          <w:rFonts w:ascii="Times New Roman" w:cs="Times New Roman" w:eastAsia="Times New Roman" w:hAnsi="Times New Roman"/>
+          <w:b w:val="false"/>
+          <w:bCs w:val="false"/>
+          <w:i w:val="false"/>
+          <w:iCs w:val="false"/>
+          <w:color w:val="000000"/>
+          <w:sz w:val="24"/>
+          <w:szCs w:val="24"/>
+        </w:rPr>
+        <w:t xml:space="preserve"> 324 × 46 : 324 × 6 = 1 944 ; 324 × 4 (dizaines) = 12 960 ; total 14 904 arbres.</w:t>
       </w:r>
     </w:p>
     <w:p>
@@ -3947,25 +3917,6 @@
     <w:p>
       <w:r>
         <w:br w:type="page"/>
-      </w:r>
-    </w:p>
-    <w:p>
-      <w:pPr>
-        <w:spacing w:after="80" w:before="120"/>
-        <w:jc w:val="center"/>
-      </w:pPr>
-      <w:r>
-        <w:rPr>
-          <w:rFonts w:ascii="Times New Roman" w:cs="Times New Roman" w:eastAsia="Times New Roman" w:hAnsi="Times New Roman"/>
-          <w:b/>
-          <w:bCs/>
-          <w:i w:val="false"/>
-          <w:iCs w:val="false"/>
-          <w:color w:val="E7E6E6"/>
-          <w:sz w:val="22"/>
-          <w:szCs w:val="22"/>
-        </w:rPr>
-        <w:t xml:space="preserve">MATHÉMATIQUES — T5</w:t>
       </w:r>
     </w:p>
     <w:p>
@@ -4109,7 +4060,20 @@
           <w:szCs w:val="24"/>
           <w:u w:val="single"/>
         </w:rPr>
-        <w:t xml:space="preserve">127 ÷ 5 : quotient 25, reste 2 ; preuve (5 × 25) + 2 = 127 ✓.</w:t>
+        <w:t xml:space="preserve">Exemple :</w:t>
+      </w:r>
+      <w:r>
+        <w:rPr>
+          <w:rFonts w:ascii="Times New Roman" w:cs="Times New Roman" w:eastAsia="Times New Roman" w:hAnsi="Times New Roman"/>
+          <w:b w:val="false"/>
+          <w:bCs w:val="false"/>
+          <w:i w:val="false"/>
+          <w:iCs w:val="false"/>
+          <w:color w:val="000000"/>
+          <w:sz w:val="24"/>
+          <w:szCs w:val="24"/>
+        </w:rPr>
+        <w:t xml:space="preserve"> 127 ÷ 5 : quotient 25, reste 2 ; preuve (5 × 25) + 2 = 127 ✓.</w:t>
       </w:r>
     </w:p>
     <w:p>
@@ -4573,25 +4537,6 @@
     <w:p>
       <w:r>
         <w:br w:type="page"/>
-      </w:r>
-    </w:p>
-    <w:p>
-      <w:pPr>
-        <w:spacing w:after="80" w:before="120"/>
-        <w:jc w:val="center"/>
-      </w:pPr>
-      <w:r>
-        <w:rPr>
-          <w:rFonts w:ascii="Times New Roman" w:cs="Times New Roman" w:eastAsia="Times New Roman" w:hAnsi="Times New Roman"/>
-          <w:b/>
-          <w:bCs/>
-          <w:i w:val="false"/>
-          <w:iCs w:val="false"/>
-          <w:color w:val="E7E6E6"/>
-          <w:sz w:val="22"/>
-          <w:szCs w:val="22"/>
-        </w:rPr>
-        <w:t xml:space="preserve">MATHÉMATIQUES — T5</w:t>
       </w:r>
     </w:p>
     <w:p>
@@ -4735,7 +4680,20 @@
           <w:szCs w:val="24"/>
           <w:u w:val="single"/>
         </w:rPr>
-        <w:t xml:space="preserve">130 passagers, taxis de 15 places : 130 ÷ 15 = 8 reste 10 → il faut 9 taxis pour emmener tout le monde.</w:t>
+        <w:t xml:space="preserve">Exemple :</w:t>
+      </w:r>
+      <w:r>
+        <w:rPr>
+          <w:rFonts w:ascii="Times New Roman" w:cs="Times New Roman" w:eastAsia="Times New Roman" w:hAnsi="Times New Roman"/>
+          <w:b w:val="false"/>
+          <w:bCs w:val="false"/>
+          <w:i w:val="false"/>
+          <w:iCs w:val="false"/>
+          <w:color w:val="000000"/>
+          <w:sz w:val="24"/>
+          <w:szCs w:val="24"/>
+        </w:rPr>
+        <w:t xml:space="preserve"> 130 passagers, taxis de 15 places : 130 ÷ 15 = 8 reste 10 → il faut 9 taxis pour emmener tout le monde.</w:t>
       </w:r>
     </w:p>
     <w:p>
@@ -5199,25 +5157,6 @@
     <w:p>
       <w:r>
         <w:br w:type="page"/>
-      </w:r>
-    </w:p>
-    <w:p>
-      <w:pPr>
-        <w:spacing w:after="80" w:before="120"/>
-        <w:jc w:val="center"/>
-      </w:pPr>
-      <w:r>
-        <w:rPr>
-          <w:rFonts w:ascii="Times New Roman" w:cs="Times New Roman" w:eastAsia="Times New Roman" w:hAnsi="Times New Roman"/>
-          <w:b/>
-          <w:bCs/>
-          <w:i w:val="false"/>
-          <w:iCs w:val="false"/>
-          <w:color w:val="E7E6E6"/>
-          <w:sz w:val="22"/>
-          <w:szCs w:val="22"/>
-        </w:rPr>
-        <w:t xml:space="preserve">MATHÉMATIQUES — T5</w:t>
       </w:r>
     </w:p>
     <w:p>
@@ -5484,20 +5423,6 @@
         <w:spacing w:after="130" w:before="100" w:line="300"/>
         <w:jc w:val="both"/>
       </w:pPr>
-      <m:oMath>
-        <m:f>
-          <m:num>
-            <m:r>
-              <m:t>2</m:t>
-            </m:r>
-          </m:num>
-          <m:den>
-            <m:r>
-              <m:t>3</m:t>
-            </m:r>
-          </m:den>
-        </m:f>
-      </m:oMath>
       <w:r>
         <w:rPr>
           <w:rFonts w:ascii="Times New Roman" w:cs="Times New Roman" w:eastAsia="Times New Roman" w:hAnsi="Times New Roman"/>
@@ -5510,6 +5435,46 @@
           <w:szCs w:val="24"/>
           <w:u w:val="single"/>
         </w:rPr>
+        <w:t xml:space="preserve">Exemple :</w:t>
+      </w:r>
+      <w:r>
+        <w:rPr>
+          <w:rFonts w:ascii="Times New Roman" w:cs="Times New Roman" w:eastAsia="Times New Roman" w:hAnsi="Times New Roman"/>
+          <w:b w:val="false"/>
+          <w:bCs w:val="false"/>
+          <w:i w:val="false"/>
+          <w:iCs w:val="false"/>
+          <w:color w:val="000000"/>
+          <w:sz w:val="24"/>
+          <w:szCs w:val="24"/>
+        </w:rPr>
+        <w:t xml:space="preserve"> </w:t>
+      </w:r>
+      <m:oMath>
+        <m:f>
+          <m:num>
+            <m:r>
+              <m:t>2</m:t>
+            </m:r>
+          </m:num>
+          <m:den>
+            <m:r>
+              <m:t>3</m:t>
+            </m:r>
+          </m:den>
+        </m:f>
+      </m:oMath>
+      <w:r>
+        <w:rPr>
+          <w:rFonts w:ascii="Times New Roman" w:cs="Times New Roman" w:eastAsia="Times New Roman" w:hAnsi="Times New Roman"/>
+          <w:b w:val="false"/>
+          <w:bCs w:val="false"/>
+          <w:i w:val="false"/>
+          <w:iCs w:val="false"/>
+          <w:color w:val="000000"/>
+          <w:sz w:val="24"/>
+          <w:szCs w:val="24"/>
+        </w:rPr>
         <w:t xml:space="preserve">× </w:t>
       </w:r>
       <m:oMath>
@@ -5531,12 +5496,11 @@
           <w:rFonts w:ascii="Times New Roman" w:cs="Times New Roman" w:eastAsia="Times New Roman" w:hAnsi="Times New Roman"/>
           <w:b w:val="false"/>
           <w:bCs w:val="false"/>
-          <w:i/>
-          <w:iCs/>
-          <w:color w:val="000000"/>
-          <w:sz w:val="24"/>
-          <w:szCs w:val="24"/>
-          <w:u w:val="single"/>
+          <w:i w:val="false"/>
+          <w:iCs w:val="false"/>
+          <w:color w:val="000000"/>
+          <w:sz w:val="24"/>
+          <w:szCs w:val="24"/>
         </w:rPr>
         <w:t xml:space="preserve">= </w:t>
       </w:r>
@@ -5559,12 +5523,11 @@
           <w:rFonts w:ascii="Times New Roman" w:cs="Times New Roman" w:eastAsia="Times New Roman" w:hAnsi="Times New Roman"/>
           <w:b w:val="false"/>
           <w:bCs w:val="false"/>
-          <w:i/>
-          <w:iCs/>
-          <w:color w:val="000000"/>
-          <w:sz w:val="24"/>
-          <w:szCs w:val="24"/>
-          <w:u w:val="single"/>
+          <w:i w:val="false"/>
+          <w:iCs w:val="false"/>
+          <w:color w:val="000000"/>
+          <w:sz w:val="24"/>
+          <w:szCs w:val="24"/>
         </w:rPr>
         <w:t xml:space="preserve">= </w:t>
       </w:r>
@@ -5587,12 +5550,11 @@
           <w:rFonts w:ascii="Times New Roman" w:cs="Times New Roman" w:eastAsia="Times New Roman" w:hAnsi="Times New Roman"/>
           <w:b w:val="false"/>
           <w:bCs w:val="false"/>
-          <w:i/>
-          <w:iCs/>
-          <w:color w:val="000000"/>
-          <w:sz w:val="24"/>
-          <w:szCs w:val="24"/>
-          <w:u w:val="single"/>
+          <w:i w:val="false"/>
+          <w:iCs w:val="false"/>
+          <w:color w:val="000000"/>
+          <w:sz w:val="24"/>
+          <w:szCs w:val="24"/>
         </w:rPr>
         <w:t xml:space="preserve">; et 4 × </w:t>
       </w:r>
@@ -5615,12 +5577,11 @@
           <w:rFonts w:ascii="Times New Roman" w:cs="Times New Roman" w:eastAsia="Times New Roman" w:hAnsi="Times New Roman"/>
           <w:b w:val="false"/>
           <w:bCs w:val="false"/>
-          <w:i/>
-          <w:iCs/>
-          <w:color w:val="000000"/>
-          <w:sz w:val="24"/>
-          <w:szCs w:val="24"/>
-          <w:u w:val="single"/>
+          <w:i w:val="false"/>
+          <w:iCs w:val="false"/>
+          <w:color w:val="000000"/>
+          <w:sz w:val="24"/>
+          <w:szCs w:val="24"/>
         </w:rPr>
         <w:t xml:space="preserve">= </w:t>
       </w:r>
@@ -5643,12 +5604,11 @@
           <w:rFonts w:ascii="Times New Roman" w:cs="Times New Roman" w:eastAsia="Times New Roman" w:hAnsi="Times New Roman"/>
           <w:b w:val="false"/>
           <w:bCs w:val="false"/>
-          <w:i/>
-          <w:iCs/>
-          <w:color w:val="000000"/>
-          <w:sz w:val="24"/>
-          <w:szCs w:val="24"/>
-          <w:u w:val="single"/>
+          <w:i w:val="false"/>
+          <w:iCs w:val="false"/>
+          <w:color w:val="000000"/>
+          <w:sz w:val="24"/>
+          <w:szCs w:val="24"/>
         </w:rPr>
         <w:t xml:space="preserve">= </w:t>
       </w:r>
@@ -5671,12 +5631,11 @@
           <w:rFonts w:ascii="Times New Roman" w:cs="Times New Roman" w:eastAsia="Times New Roman" w:hAnsi="Times New Roman"/>
           <w:b w:val="false"/>
           <w:bCs w:val="false"/>
-          <w:i/>
-          <w:iCs/>
-          <w:color w:val="000000"/>
-          <w:sz w:val="24"/>
-          <w:szCs w:val="24"/>
-          <w:u w:val="single"/>
+          <w:i w:val="false"/>
+          <w:iCs w:val="false"/>
+          <w:color w:val="000000"/>
+          <w:sz w:val="24"/>
+          <w:szCs w:val="24"/>
         </w:rPr>
         <w:t xml:space="preserve">.</w:t>
       </w:r>
@@ -8032,25 +7991,6 @@
     <w:p>
       <w:r>
         <w:br w:type="page"/>
-      </w:r>
-    </w:p>
-    <w:p>
-      <w:pPr>
-        <w:spacing w:after="80" w:before="120"/>
-        <w:jc w:val="center"/>
-      </w:pPr>
-      <w:r>
-        <w:rPr>
-          <w:rFonts w:ascii="Times New Roman" w:cs="Times New Roman" w:eastAsia="Times New Roman" w:hAnsi="Times New Roman"/>
-          <w:b/>
-          <w:bCs/>
-          <w:i w:val="false"/>
-          <w:iCs w:val="false"/>
-          <w:color w:val="E7E6E6"/>
-          <w:sz w:val="22"/>
-          <w:szCs w:val="22"/>
-        </w:rPr>
-        <w:t xml:space="preserve">MATHÉMATIQUES — T5</w:t>
       </w:r>
     </w:p>
     <w:p>
@@ -8344,20 +8284,6 @@
         <w:spacing w:after="130" w:before="100" w:line="300"/>
         <w:jc w:val="both"/>
       </w:pPr>
-      <m:oMath>
-        <m:f>
-          <m:num>
-            <m:r>
-              <m:t>3</m:t>
-            </m:r>
-          </m:num>
-          <m:den>
-            <m:r>
-              <m:t>4</m:t>
-            </m:r>
-          </m:den>
-        </m:f>
-      </m:oMath>
       <w:r>
         <w:rPr>
           <w:rFonts w:ascii="Times New Roman" w:cs="Times New Roman" w:eastAsia="Times New Roman" w:hAnsi="Times New Roman"/>
@@ -8370,6 +8296,46 @@
           <w:szCs w:val="24"/>
           <w:u w:val="single"/>
         </w:rPr>
+        <w:t xml:space="preserve">Exemple :</w:t>
+      </w:r>
+      <w:r>
+        <w:rPr>
+          <w:rFonts w:ascii="Times New Roman" w:cs="Times New Roman" w:eastAsia="Times New Roman" w:hAnsi="Times New Roman"/>
+          <w:b w:val="false"/>
+          <w:bCs w:val="false"/>
+          <w:i w:val="false"/>
+          <w:iCs w:val="false"/>
+          <w:color w:val="000000"/>
+          <w:sz w:val="24"/>
+          <w:szCs w:val="24"/>
+        </w:rPr>
+        <w:t xml:space="preserve"> </w:t>
+      </w:r>
+      <m:oMath>
+        <m:f>
+          <m:num>
+            <m:r>
+              <m:t>3</m:t>
+            </m:r>
+          </m:num>
+          <m:den>
+            <m:r>
+              <m:t>4</m:t>
+            </m:r>
+          </m:den>
+        </m:f>
+      </m:oMath>
+      <w:r>
+        <w:rPr>
+          <w:rFonts w:ascii="Times New Roman" w:cs="Times New Roman" w:eastAsia="Times New Roman" w:hAnsi="Times New Roman"/>
+          <w:b w:val="false"/>
+          <w:bCs w:val="false"/>
+          <w:i w:val="false"/>
+          <w:iCs w:val="false"/>
+          <w:color w:val="000000"/>
+          <w:sz w:val="24"/>
+          <w:szCs w:val="24"/>
+        </w:rPr>
         <w:t xml:space="preserve">÷ </w:t>
       </w:r>
       <m:oMath>
@@ -8391,12 +8357,11 @@
           <w:rFonts w:ascii="Times New Roman" w:cs="Times New Roman" w:eastAsia="Times New Roman" w:hAnsi="Times New Roman"/>
           <w:b w:val="false"/>
           <w:bCs w:val="false"/>
-          <w:i/>
-          <w:iCs/>
-          <w:color w:val="000000"/>
-          <w:sz w:val="24"/>
-          <w:szCs w:val="24"/>
-          <w:u w:val="single"/>
+          <w:i w:val="false"/>
+          <w:iCs w:val="false"/>
+          <w:color w:val="000000"/>
+          <w:sz w:val="24"/>
+          <w:szCs w:val="24"/>
         </w:rPr>
         <w:t xml:space="preserve">= </w:t>
       </w:r>
@@ -8419,12 +8384,11 @@
           <w:rFonts w:ascii="Times New Roman" w:cs="Times New Roman" w:eastAsia="Times New Roman" w:hAnsi="Times New Roman"/>
           <w:b w:val="false"/>
           <w:bCs w:val="false"/>
-          <w:i/>
-          <w:iCs/>
-          <w:color w:val="000000"/>
-          <w:sz w:val="24"/>
-          <w:szCs w:val="24"/>
-          <w:u w:val="single"/>
+          <w:i w:val="false"/>
+          <w:iCs w:val="false"/>
+          <w:color w:val="000000"/>
+          <w:sz w:val="24"/>
+          <w:szCs w:val="24"/>
         </w:rPr>
         <w:t xml:space="preserve">× </w:t>
       </w:r>
@@ -8447,12 +8411,11 @@
           <w:rFonts w:ascii="Times New Roman" w:cs="Times New Roman" w:eastAsia="Times New Roman" w:hAnsi="Times New Roman"/>
           <w:b w:val="false"/>
           <w:bCs w:val="false"/>
-          <w:i/>
-          <w:iCs/>
-          <w:color w:val="000000"/>
-          <w:sz w:val="24"/>
-          <w:szCs w:val="24"/>
-          <w:u w:val="single"/>
+          <w:i w:val="false"/>
+          <w:iCs w:val="false"/>
+          <w:color w:val="000000"/>
+          <w:sz w:val="24"/>
+          <w:szCs w:val="24"/>
         </w:rPr>
         <w:t xml:space="preserve">= </w:t>
       </w:r>
@@ -8475,12 +8438,11 @@
           <w:rFonts w:ascii="Times New Roman" w:cs="Times New Roman" w:eastAsia="Times New Roman" w:hAnsi="Times New Roman"/>
           <w:b w:val="false"/>
           <w:bCs w:val="false"/>
-          <w:i/>
-          <w:iCs/>
-          <w:color w:val="000000"/>
-          <w:sz w:val="24"/>
-          <w:szCs w:val="24"/>
-          <w:u w:val="single"/>
+          <w:i w:val="false"/>
+          <w:iCs w:val="false"/>
+          <w:color w:val="000000"/>
+          <w:sz w:val="24"/>
+          <w:szCs w:val="24"/>
         </w:rPr>
         <w:t xml:space="preserve">= 6 : il y a 6 huitièmes dans trois quarts.</w:t>
       </w:r>
@@ -10809,25 +10771,6 @@
     <w:p>
       <w:r>
         <w:br w:type="page"/>
-      </w:r>
-    </w:p>
-    <w:p>
-      <w:pPr>
-        <w:spacing w:after="80" w:before="120"/>
-        <w:jc w:val="center"/>
-      </w:pPr>
-      <w:r>
-        <w:rPr>
-          <w:rFonts w:ascii="Times New Roman" w:cs="Times New Roman" w:eastAsia="Times New Roman" w:hAnsi="Times New Roman"/>
-          <w:b/>
-          <w:bCs/>
-          <w:i w:val="false"/>
-          <w:iCs w:val="false"/>
-          <w:color w:val="E7E6E6"/>
-          <w:sz w:val="22"/>
-          <w:szCs w:val="22"/>
-        </w:rPr>
-        <w:t xml:space="preserve">MATHÉMATIQUES — T5</w:t>
       </w:r>
     </w:p>
     <w:p>
@@ -10971,7 +10914,20 @@
           <w:szCs w:val="24"/>
           <w:u w:val="single"/>
         </w:rPr>
-        <w:t xml:space="preserve">25 − 7,35 : poser 25,00 − 7,35 = 17,65 ; preuve : 17,65 + 7,35 = 25 ✓.</w:t>
+        <w:t xml:space="preserve">Exemple :</w:t>
+      </w:r>
+      <w:r>
+        <w:rPr>
+          <w:rFonts w:ascii="Times New Roman" w:cs="Times New Roman" w:eastAsia="Times New Roman" w:hAnsi="Times New Roman"/>
+          <w:b w:val="false"/>
+          <w:bCs w:val="false"/>
+          <w:i w:val="false"/>
+          <w:iCs w:val="false"/>
+          <w:color w:val="000000"/>
+          <w:sz w:val="24"/>
+          <w:szCs w:val="24"/>
+        </w:rPr>
+        <w:t xml:space="preserve"> 25 − 7,35 : poser 25,00 − 7,35 = 17,65 ; preuve : 17,65 + 7,35 = 25 ✓.</w:t>
       </w:r>
     </w:p>
     <w:p>
@@ -11435,25 +11391,6 @@
     <w:p>
       <w:r>
         <w:br w:type="page"/>
-      </w:r>
-    </w:p>
-    <w:p>
-      <w:pPr>
-        <w:spacing w:after="80" w:before="120"/>
-        <w:jc w:val="center"/>
-      </w:pPr>
-      <w:r>
-        <w:rPr>
-          <w:rFonts w:ascii="Times New Roman" w:cs="Times New Roman" w:eastAsia="Times New Roman" w:hAnsi="Times New Roman"/>
-          <w:b/>
-          <w:bCs/>
-          <w:i w:val="false"/>
-          <w:iCs w:val="false"/>
-          <w:color w:val="E7E6E6"/>
-          <w:sz w:val="22"/>
-          <w:szCs w:val="22"/>
-        </w:rPr>
-        <w:t xml:space="preserve">MATHÉMATIQUES — T5</w:t>
       </w:r>
     </w:p>
     <w:p>
@@ -11597,7 +11534,20 @@
           <w:szCs w:val="24"/>
           <w:u w:val="single"/>
         </w:rPr>
-        <w:t xml:space="preserve">3,25 × 4 = 13 (deux rangs : 325 × 4 = 1 300 → 13,00) ; 9,6 ÷ 4 = 2,4 ; 8,4 ÷ 0,2 = 84 ÷ 2 = 42.</w:t>
+        <w:t xml:space="preserve">Exemple :</w:t>
+      </w:r>
+      <w:r>
+        <w:rPr>
+          <w:rFonts w:ascii="Times New Roman" w:cs="Times New Roman" w:eastAsia="Times New Roman" w:hAnsi="Times New Roman"/>
+          <w:b w:val="false"/>
+          <w:bCs w:val="false"/>
+          <w:i w:val="false"/>
+          <w:iCs w:val="false"/>
+          <w:color w:val="000000"/>
+          <w:sz w:val="24"/>
+          <w:szCs w:val="24"/>
+        </w:rPr>
+        <w:t xml:space="preserve"> 3,25 × 4 = 13 (deux rangs : 325 × 4 = 1 300 → 13,00) ; 9,6 ÷ 4 = 2,4 ; 8,4 ÷ 0,2 = 84 ÷ 2 = 42.</w:t>
       </w:r>
     </w:p>
     <w:p>
@@ -12061,25 +12011,6 @@
     <w:p>
       <w:r>
         <w:br w:type="page"/>
-      </w:r>
-    </w:p>
-    <w:p>
-      <w:pPr>
-        <w:spacing w:after="80" w:before="120"/>
-        <w:jc w:val="center"/>
-      </w:pPr>
-      <w:r>
-        <w:rPr>
-          <w:rFonts w:ascii="Times New Roman" w:cs="Times New Roman" w:eastAsia="Times New Roman" w:hAnsi="Times New Roman"/>
-          <w:b/>
-          <w:bCs/>
-          <w:i w:val="false"/>
-          <w:iCs w:val="false"/>
-          <w:color w:val="E7E6E6"/>
-          <w:sz w:val="22"/>
-          <w:szCs w:val="22"/>
-        </w:rPr>
-        <w:t xml:space="preserve">MATHÉMATIQUES — T5</w:t>
       </w:r>
     </w:p>
     <w:p>
@@ -12223,7 +12154,20 @@
           <w:szCs w:val="24"/>
           <w:u w:val="single"/>
         </w:rPr>
-        <w:t xml:space="preserve">18 − (4 + 2) × 2 = 18 − 6 × 2 = 18 − 12 = 6.</w:t>
+        <w:t xml:space="preserve">Exemple :</w:t>
+      </w:r>
+      <w:r>
+        <w:rPr>
+          <w:rFonts w:ascii="Times New Roman" w:cs="Times New Roman" w:eastAsia="Times New Roman" w:hAnsi="Times New Roman"/>
+          <w:b w:val="false"/>
+          <w:bCs w:val="false"/>
+          <w:i w:val="false"/>
+          <w:iCs w:val="false"/>
+          <w:color w:val="000000"/>
+          <w:sz w:val="24"/>
+          <w:szCs w:val="24"/>
+        </w:rPr>
+        <w:t xml:space="preserve"> 18 − (4 + 2) × 2 = 18 − 6 × 2 = 18 − 12 = 6.</w:t>
       </w:r>
     </w:p>
     <w:p>
@@ -13038,25 +12982,6 @@
     <w:p>
       <w:r>
         <w:br w:type="page"/>
-      </w:r>
-    </w:p>
-    <w:p>
-      <w:pPr>
-        <w:spacing w:after="80" w:before="120"/>
-        <w:jc w:val="center"/>
-      </w:pPr>
-      <w:r>
-        <w:rPr>
-          <w:rFonts w:ascii="Times New Roman" w:cs="Times New Roman" w:eastAsia="Times New Roman" w:hAnsi="Times New Roman"/>
-          <w:b/>
-          <w:bCs/>
-          <w:i w:val="false"/>
-          <w:iCs w:val="false"/>
-          <w:color w:val="E7E6E6"/>
-          <w:sz w:val="22"/>
-          <w:szCs w:val="22"/>
-        </w:rPr>
-        <w:t xml:space="preserve">MATHÉMATIQUES — T5</w:t>
       </w:r>
     </w:p>
     <w:p>
@@ -13200,7 +13125,20 @@
           <w:szCs w:val="24"/>
           <w:u w:val="single"/>
         </w:rPr>
-        <w:t xml:space="preserve">45 × 20 = 45 × 2 × 10 = 90 × 10 = 900 ; et 73 − 29 = 73 − 30 + 1 = 44.</w:t>
+        <w:t xml:space="preserve">Exemple :</w:t>
+      </w:r>
+      <w:r>
+        <w:rPr>
+          <w:rFonts w:ascii="Times New Roman" w:cs="Times New Roman" w:eastAsia="Times New Roman" w:hAnsi="Times New Roman"/>
+          <w:b w:val="false"/>
+          <w:bCs w:val="false"/>
+          <w:i w:val="false"/>
+          <w:iCs w:val="false"/>
+          <w:color w:val="000000"/>
+          <w:sz w:val="24"/>
+          <w:szCs w:val="24"/>
+        </w:rPr>
+        <w:t xml:space="preserve"> 45 × 20 = 45 × 2 × 10 = 90 × 10 = 900 ; et 73 − 29 = 73 − 30 + 1 = 44.</w:t>
       </w:r>
     </w:p>
     <w:p>
